--- a/docs/BudgetBasket_Backlog_по_результатам_тестирования_2026-08-27.docx
+++ b/docs/BudgetBasket_Backlog_по_результатам_тестирования_2026-08-27.docx
@@ -699,7 +699,15 @@
       </w:r>
       <w:proofErr w:type="spellEnd"/>
       <w:r>
-        <w:t xml:space="preserve"> на ручную приёмку статусов.</w:t>
+        <w:t xml:space="preserve"> </w:t>
+      </w:r>
+      <w:proofErr w:type="spellStart"/>
+      <w:r>
+        <w:t>на</w:t>
+      </w:r>
+      <w:proofErr w:type="spellEnd"/>
+      <w:r>
+        <w:t xml:space="preserve"> ручную приёмку статусов.</w:t>
       </w:r>
     </w:p>
     <w:p>
@@ -718,11 +726,12 @@
         <w:tblLook w:val="04A0" w:firstRow="1" w:lastRow="0" w:firstColumn="1" w:lastColumn="0" w:noHBand="0" w:noVBand="1"/>
       </w:tblPr>
       <w:tblGrid>
-        <w:gridCol w:w="2045"/>
-        <w:gridCol w:w="2045"/>
-        <w:gridCol w:w="2045"/>
-        <w:gridCol w:w="2045"/>
-        <w:gridCol w:w="2045"/>
+        <w:gridCol w:w="1621"/>
+        <w:gridCol w:w="1604"/>
+        <w:gridCol w:w="1564"/>
+        <w:gridCol w:w="1871"/>
+        <w:gridCol w:w="1793"/>
+        <w:gridCol w:w="1987"/>
       </w:tblGrid>
       <w:tr>
         <w:trPr>
@@ -730,7 +739,7 @@
         </w:trPr>
         <w:tc>
           <w:tcPr>
-            <w:tcW w:w="2045" w:type="dxa"/>
+            <w:tcW w:w="1621" w:type="dxa"/>
             <w:shd w:val="clear" w:color="auto" w:fill="17365D"/>
           </w:tcPr>
           <w:p>
@@ -746,7 +755,7 @@
         </w:tc>
         <w:tc>
           <w:tcPr>
-            <w:tcW w:w="2045" w:type="dxa"/>
+            <w:tcW w:w="1604" w:type="dxa"/>
             <w:shd w:val="clear" w:color="auto" w:fill="17365D"/>
           </w:tcPr>
           <w:p>
@@ -762,23 +771,40 @@
         </w:tc>
         <w:tc>
           <w:tcPr>
-            <w:tcW w:w="2045" w:type="dxa"/>
+            <w:tcW w:w="1564" w:type="dxa"/>
             <w:shd w:val="clear" w:color="auto" w:fill="17365D"/>
           </w:tcPr>
           <w:p>
-            <w:r>
+            <w:pPr>
               <w:rPr>
                 <w:b/>
                 <w:color w:val="FFFFFF"/>
                 <w:sz w:val="16"/>
               </w:rPr>
-              <w:t>Задача</w:t>
-            </w:r>
+            </w:pPr>
           </w:p>
         </w:tc>
         <w:tc>
           <w:tcPr>
-            <w:tcW w:w="2045" w:type="dxa"/>
+            <w:tcW w:w="1871" w:type="dxa"/>
+            <w:shd w:val="clear" w:color="auto" w:fill="17365D"/>
+          </w:tcPr>
+          <w:p>
+            <w:proofErr w:type="spellStart"/>
+            <w:r>
+              <w:rPr>
+                <w:b/>
+                <w:color w:val="FFFFFF"/>
+                <w:sz w:val="16"/>
+              </w:rPr>
+              <w:t>Задача</w:t>
+            </w:r>
+            <w:proofErr w:type="spellEnd"/>
+          </w:p>
+        </w:tc>
+        <w:tc>
+          <w:tcPr>
+            <w:tcW w:w="1793" w:type="dxa"/>
             <w:shd w:val="clear" w:color="auto" w:fill="17365D"/>
           </w:tcPr>
           <w:p>
@@ -794,7 +820,7 @@
         </w:tc>
         <w:tc>
           <w:tcPr>
-            <w:tcW w:w="2045" w:type="dxa"/>
+            <w:tcW w:w="1987" w:type="dxa"/>
             <w:shd w:val="clear" w:color="auto" w:fill="17365D"/>
           </w:tcPr>
           <w:p>
@@ -815,7 +841,7 @@
         </w:trPr>
         <w:tc>
           <w:tcPr>
-            <w:tcW w:w="2045" w:type="dxa"/>
+            <w:tcW w:w="1621" w:type="dxa"/>
           </w:tcPr>
           <w:p>
             <w:r>
@@ -829,7 +855,7 @@
         </w:tc>
         <w:tc>
           <w:tcPr>
-            <w:tcW w:w="2045" w:type="dxa"/>
+            <w:tcW w:w="1604" w:type="dxa"/>
             <w:shd w:val="clear" w:color="auto" w:fill="FDECEC"/>
           </w:tcPr>
           <w:p>
@@ -844,7 +870,29 @@
         </w:tc>
         <w:tc>
           <w:tcPr>
-            <w:tcW w:w="2045" w:type="dxa"/>
+            <w:tcW w:w="1564" w:type="dxa"/>
+          </w:tcPr>
+          <w:p>
+            <w:pPr>
+              <w:rPr>
+                <w:sz w:val="14"/>
+                <w:lang w:val="ru-RU"/>
+              </w:rPr>
+            </w:pPr>
+            <w:proofErr w:type="spellStart"/>
+            <w:r>
+              <w:rPr>
+                <w:sz w:val="14"/>
+                <w:lang w:val="ru-RU"/>
+              </w:rPr>
+              <w:t>ок</w:t>
+            </w:r>
+            <w:proofErr w:type="spellEnd"/>
+          </w:p>
+        </w:tc>
+        <w:tc>
+          <w:tcPr>
+            <w:tcW w:w="1871" w:type="dxa"/>
           </w:tcPr>
           <w:p>
             <w:pPr>
@@ -863,7 +911,7 @@
         </w:tc>
         <w:tc>
           <w:tcPr>
-            <w:tcW w:w="2045" w:type="dxa"/>
+            <w:tcW w:w="1793" w:type="dxa"/>
           </w:tcPr>
           <w:p>
             <w:pPr>
@@ -901,7 +949,7 @@
         </w:tc>
         <w:tc>
           <w:tcPr>
-            <w:tcW w:w="2045" w:type="dxa"/>
+            <w:tcW w:w="1987" w:type="dxa"/>
           </w:tcPr>
           <w:p>
             <w:pPr>
@@ -925,7 +973,7 @@
         </w:trPr>
         <w:tc>
           <w:tcPr>
-            <w:tcW w:w="2045" w:type="dxa"/>
+            <w:tcW w:w="1621" w:type="dxa"/>
           </w:tcPr>
           <w:p>
             <w:r>
@@ -939,7 +987,7 @@
         </w:tc>
         <w:tc>
           <w:tcPr>
-            <w:tcW w:w="2045" w:type="dxa"/>
+            <w:tcW w:w="1604" w:type="dxa"/>
             <w:shd w:val="clear" w:color="auto" w:fill="FDECEC"/>
           </w:tcPr>
           <w:p>
@@ -954,7 +1002,29 @@
         </w:tc>
         <w:tc>
           <w:tcPr>
-            <w:tcW w:w="2045" w:type="dxa"/>
+            <w:tcW w:w="1564" w:type="dxa"/>
+          </w:tcPr>
+          <w:p>
+            <w:pPr>
+              <w:rPr>
+                <w:sz w:val="14"/>
+                <w:lang w:val="ru-RU"/>
+              </w:rPr>
+            </w:pPr>
+            <w:proofErr w:type="spellStart"/>
+            <w:r>
+              <w:rPr>
+                <w:sz w:val="14"/>
+                <w:lang w:val="ru-RU"/>
+              </w:rPr>
+              <w:t>ок</w:t>
+            </w:r>
+            <w:proofErr w:type="spellEnd"/>
+          </w:p>
+        </w:tc>
+        <w:tc>
+          <w:tcPr>
+            <w:tcW w:w="1871" w:type="dxa"/>
           </w:tcPr>
           <w:p>
             <w:pPr>
@@ -973,7 +1043,7 @@
         </w:tc>
         <w:tc>
           <w:tcPr>
-            <w:tcW w:w="2045" w:type="dxa"/>
+            <w:tcW w:w="1793" w:type="dxa"/>
           </w:tcPr>
           <w:p>
             <w:r>
@@ -1008,7 +1078,7 @@
         </w:tc>
         <w:tc>
           <w:tcPr>
-            <w:tcW w:w="2045" w:type="dxa"/>
+            <w:tcW w:w="1987" w:type="dxa"/>
           </w:tcPr>
           <w:p>
             <w:pPr>
@@ -1058,7 +1128,7 @@
         </w:trPr>
         <w:tc>
           <w:tcPr>
-            <w:tcW w:w="2045" w:type="dxa"/>
+            <w:tcW w:w="1621" w:type="dxa"/>
           </w:tcPr>
           <w:p>
             <w:r>
@@ -1072,7 +1142,7 @@
         </w:tc>
         <w:tc>
           <w:tcPr>
-            <w:tcW w:w="2045" w:type="dxa"/>
+            <w:tcW w:w="1604" w:type="dxa"/>
             <w:shd w:val="clear" w:color="auto" w:fill="FDECEC"/>
           </w:tcPr>
           <w:p>
@@ -1087,7 +1157,29 @@
         </w:tc>
         <w:tc>
           <w:tcPr>
-            <w:tcW w:w="2045" w:type="dxa"/>
+            <w:tcW w:w="1564" w:type="dxa"/>
+          </w:tcPr>
+          <w:p>
+            <w:pPr>
+              <w:rPr>
+                <w:sz w:val="14"/>
+                <w:lang w:val="ru-RU"/>
+              </w:rPr>
+            </w:pPr>
+            <w:proofErr w:type="spellStart"/>
+            <w:r>
+              <w:rPr>
+                <w:sz w:val="14"/>
+                <w:lang w:val="ru-RU"/>
+              </w:rPr>
+              <w:t>ок</w:t>
+            </w:r>
+            <w:proofErr w:type="spellEnd"/>
+          </w:p>
+        </w:tc>
+        <w:tc>
+          <w:tcPr>
+            <w:tcW w:w="1871" w:type="dxa"/>
           </w:tcPr>
           <w:p>
             <w:pPr>
@@ -1106,7 +1198,7 @@
         </w:tc>
         <w:tc>
           <w:tcPr>
-            <w:tcW w:w="2045" w:type="dxa"/>
+            <w:tcW w:w="1793" w:type="dxa"/>
           </w:tcPr>
           <w:p>
             <w:pPr>
@@ -1131,7 +1223,7 @@
         </w:tc>
         <w:tc>
           <w:tcPr>
-            <w:tcW w:w="2045" w:type="dxa"/>
+            <w:tcW w:w="1987" w:type="dxa"/>
           </w:tcPr>
           <w:p>
             <w:pPr>
@@ -1194,7 +1286,7 @@
         </w:trPr>
         <w:tc>
           <w:tcPr>
-            <w:tcW w:w="2045" w:type="dxa"/>
+            <w:tcW w:w="1621" w:type="dxa"/>
           </w:tcPr>
           <w:p>
             <w:r>
@@ -1208,7 +1300,7 @@
         </w:tc>
         <w:tc>
           <w:tcPr>
-            <w:tcW w:w="2045" w:type="dxa"/>
+            <w:tcW w:w="1604" w:type="dxa"/>
             <w:shd w:val="clear" w:color="auto" w:fill="FDECEC"/>
           </w:tcPr>
           <w:p>
@@ -1223,7 +1315,29 @@
         </w:tc>
         <w:tc>
           <w:tcPr>
-            <w:tcW w:w="2045" w:type="dxa"/>
+            <w:tcW w:w="1564" w:type="dxa"/>
+          </w:tcPr>
+          <w:p>
+            <w:pPr>
+              <w:rPr>
+                <w:sz w:val="14"/>
+                <w:lang w:val="ru-RU"/>
+              </w:rPr>
+            </w:pPr>
+            <w:proofErr w:type="spellStart"/>
+            <w:r>
+              <w:rPr>
+                <w:sz w:val="14"/>
+                <w:lang w:val="ru-RU"/>
+              </w:rPr>
+              <w:t>ок</w:t>
+            </w:r>
+            <w:proofErr w:type="spellEnd"/>
+          </w:p>
+        </w:tc>
+        <w:tc>
+          <w:tcPr>
+            <w:tcW w:w="1871" w:type="dxa"/>
           </w:tcPr>
           <w:p>
             <w:pPr>
@@ -1242,7 +1356,7 @@
         </w:tc>
         <w:tc>
           <w:tcPr>
-            <w:tcW w:w="2045" w:type="dxa"/>
+            <w:tcW w:w="1793" w:type="dxa"/>
           </w:tcPr>
           <w:p>
             <w:r>
@@ -1277,7 +1391,7 @@
         </w:tc>
         <w:tc>
           <w:tcPr>
-            <w:tcW w:w="2045" w:type="dxa"/>
+            <w:tcW w:w="1987" w:type="dxa"/>
           </w:tcPr>
           <w:p>
             <w:r>
@@ -1295,7 +1409,7 @@
         </w:trPr>
         <w:tc>
           <w:tcPr>
-            <w:tcW w:w="2045" w:type="dxa"/>
+            <w:tcW w:w="1621" w:type="dxa"/>
           </w:tcPr>
           <w:p>
             <w:r>
@@ -1309,7 +1423,7 @@
         </w:tc>
         <w:tc>
           <w:tcPr>
-            <w:tcW w:w="2045" w:type="dxa"/>
+            <w:tcW w:w="1604" w:type="dxa"/>
             <w:shd w:val="clear" w:color="auto" w:fill="FDECEC"/>
           </w:tcPr>
           <w:p>
@@ -1324,7 +1438,20 @@
         </w:tc>
         <w:tc>
           <w:tcPr>
-            <w:tcW w:w="2045" w:type="dxa"/>
+            <w:tcW w:w="1564" w:type="dxa"/>
+          </w:tcPr>
+          <w:p>
+            <w:pPr>
+              <w:rPr>
+                <w:sz w:val="14"/>
+                <w:lang w:val="ru-RU"/>
+              </w:rPr>
+            </w:pPr>
+          </w:p>
+        </w:tc>
+        <w:tc>
+          <w:tcPr>
+            <w:tcW w:w="1871" w:type="dxa"/>
           </w:tcPr>
           <w:p>
             <w:pPr>
@@ -1356,7 +1483,7 @@
         </w:tc>
         <w:tc>
           <w:tcPr>
-            <w:tcW w:w="2045" w:type="dxa"/>
+            <w:tcW w:w="1793" w:type="dxa"/>
           </w:tcPr>
           <w:p>
             <w:r>
@@ -1391,7 +1518,7 @@
         </w:tc>
         <w:tc>
           <w:tcPr>
-            <w:tcW w:w="2045" w:type="dxa"/>
+            <w:tcW w:w="1987" w:type="dxa"/>
           </w:tcPr>
           <w:p>
             <w:pPr>
@@ -1428,7 +1555,7 @@
         </w:trPr>
         <w:tc>
           <w:tcPr>
-            <w:tcW w:w="2045" w:type="dxa"/>
+            <w:tcW w:w="1621" w:type="dxa"/>
           </w:tcPr>
           <w:p>
             <w:r>
@@ -1442,7 +1569,7 @@
         </w:tc>
         <w:tc>
           <w:tcPr>
-            <w:tcW w:w="2045" w:type="dxa"/>
+            <w:tcW w:w="1604" w:type="dxa"/>
             <w:shd w:val="clear" w:color="auto" w:fill="FFF4D6"/>
           </w:tcPr>
           <w:p>
@@ -1457,7 +1584,20 @@
         </w:tc>
         <w:tc>
           <w:tcPr>
-            <w:tcW w:w="2045" w:type="dxa"/>
+            <w:tcW w:w="1564" w:type="dxa"/>
+          </w:tcPr>
+          <w:p>
+            <w:pPr>
+              <w:rPr>
+                <w:sz w:val="14"/>
+                <w:lang w:val="ru-RU"/>
+              </w:rPr>
+            </w:pPr>
+          </w:p>
+        </w:tc>
+        <w:tc>
+          <w:tcPr>
+            <w:tcW w:w="1871" w:type="dxa"/>
           </w:tcPr>
           <w:p>
             <w:pPr>
@@ -1476,7 +1616,7 @@
         </w:tc>
         <w:tc>
           <w:tcPr>
-            <w:tcW w:w="2045" w:type="dxa"/>
+            <w:tcW w:w="1793" w:type="dxa"/>
           </w:tcPr>
           <w:p>
             <w:proofErr w:type="spellStart"/>
@@ -1505,7 +1645,7 @@
         </w:tc>
         <w:tc>
           <w:tcPr>
-            <w:tcW w:w="2045" w:type="dxa"/>
+            <w:tcW w:w="1987" w:type="dxa"/>
           </w:tcPr>
           <w:p>
             <w:pPr>
@@ -1529,7 +1669,7 @@
         </w:trPr>
         <w:tc>
           <w:tcPr>
-            <w:tcW w:w="2045" w:type="dxa"/>
+            <w:tcW w:w="1621" w:type="dxa"/>
           </w:tcPr>
           <w:p>
             <w:r>
@@ -1543,7 +1683,7 @@
         </w:tc>
         <w:tc>
           <w:tcPr>
-            <w:tcW w:w="2045" w:type="dxa"/>
+            <w:tcW w:w="1604" w:type="dxa"/>
             <w:shd w:val="clear" w:color="auto" w:fill="FFF4D6"/>
           </w:tcPr>
           <w:p>
@@ -1558,20 +1698,82 @@
         </w:tc>
         <w:tc>
           <w:tcPr>
-            <w:tcW w:w="2045" w:type="dxa"/>
+            <w:tcW w:w="1564" w:type="dxa"/>
           </w:tcPr>
           <w:p>
+            <w:pPr>
+              <w:rPr>
+                <w:sz w:val="14"/>
+              </w:rPr>
+            </w:pPr>
+          </w:p>
+        </w:tc>
+        <w:tc>
+          <w:tcPr>
+            <w:tcW w:w="1871" w:type="dxa"/>
+          </w:tcPr>
+          <w:p>
+            <w:proofErr w:type="spellStart"/>
             <w:r>
               <w:rPr>
                 <w:sz w:val="14"/>
               </w:rPr>
-              <w:t>Динамическая группировка по аналитикам 1–5</w:t>
+              <w:t>Динамическая</w:t>
+            </w:r>
+            <w:proofErr w:type="spellEnd"/>
+            <w:r>
+              <w:rPr>
+                <w:sz w:val="14"/>
+              </w:rPr>
+              <w:t xml:space="preserve"> </w:t>
+            </w:r>
+            <w:proofErr w:type="spellStart"/>
+            <w:r>
+              <w:rPr>
+                <w:sz w:val="14"/>
+              </w:rPr>
+              <w:t>группировка</w:t>
+            </w:r>
+            <w:proofErr w:type="spellEnd"/>
+            <w:r>
+              <w:rPr>
+                <w:sz w:val="14"/>
+              </w:rPr>
+              <w:t xml:space="preserve"> </w:t>
+            </w:r>
+            <w:proofErr w:type="spellStart"/>
+            <w:r>
+              <w:rPr>
+                <w:sz w:val="14"/>
+              </w:rPr>
+              <w:t>по</w:t>
+            </w:r>
+            <w:proofErr w:type="spellEnd"/>
+            <w:r>
+              <w:rPr>
+                <w:sz w:val="14"/>
+              </w:rPr>
+              <w:t xml:space="preserve"> </w:t>
+            </w:r>
+            <w:proofErr w:type="spellStart"/>
+            <w:r>
+              <w:rPr>
+                <w:sz w:val="14"/>
+              </w:rPr>
+              <w:t>аналитикам</w:t>
+            </w:r>
+            <w:proofErr w:type="spellEnd"/>
+            <w:r>
+              <w:rPr>
+                <w:sz w:val="14"/>
+              </w:rPr>
+              <w:t xml:space="preserve"> 1–5</w:t>
             </w:r>
           </w:p>
         </w:tc>
         <w:tc>
           <w:tcPr>
-            <w:tcW w:w="2045" w:type="dxa"/>
+            <w:tcW w:w="1793" w:type="dxa"/>
           </w:tcPr>
           <w:p>
             <w:r>
@@ -1584,7 +1786,7 @@
         </w:tc>
         <w:tc>
           <w:tcPr>
-            <w:tcW w:w="2045" w:type="dxa"/>
+            <w:tcW w:w="1987" w:type="dxa"/>
           </w:tcPr>
           <w:p>
             <w:pPr>
@@ -1608,7 +1810,7 @@
         </w:trPr>
         <w:tc>
           <w:tcPr>
-            <w:tcW w:w="2045" w:type="dxa"/>
+            <w:tcW w:w="1621" w:type="dxa"/>
           </w:tcPr>
           <w:p>
             <w:r>
@@ -1622,7 +1824,7 @@
         </w:tc>
         <w:tc>
           <w:tcPr>
-            <w:tcW w:w="2045" w:type="dxa"/>
+            <w:tcW w:w="1604" w:type="dxa"/>
             <w:shd w:val="clear" w:color="auto" w:fill="FFF4D6"/>
           </w:tcPr>
           <w:p>
@@ -1637,11 +1839,24 @@
         </w:tc>
         <w:tc>
           <w:tcPr>
-            <w:tcW w:w="2045" w:type="dxa"/>
+            <w:tcW w:w="1564" w:type="dxa"/>
           </w:tcPr>
           <w:p>
             <w:pPr>
               <w:rPr>
+                <w:sz w:val="14"/>
+                <w:lang w:val="ru-RU"/>
+              </w:rPr>
+            </w:pPr>
+          </w:p>
+        </w:tc>
+        <w:tc>
+          <w:tcPr>
+            <w:tcW w:w="1871" w:type="dxa"/>
+          </w:tcPr>
+          <w:p>
+            <w:pPr>
+              <w:rPr>
                 <w:lang w:val="ru-RU"/>
               </w:rPr>
             </w:pPr>
@@ -1650,7 +1865,7 @@
                 <w:sz w:val="14"/>
                 <w:lang w:val="ru-RU"/>
               </w:rPr>
-              <w:t xml:space="preserve">Расширить самостоятельное управление НСИ экономистом в своей </w:t>
+              <w:t xml:space="preserve">Расширить самостоятельное </w:t>
             </w:r>
             <w:r>
               <w:rPr>
@@ -1658,13 +1873,13 @@
                 <w:lang w:val="ru-RU"/>
               </w:rPr>
               <w:lastRenderedPageBreak/>
-              <w:t>области</w:t>
+              <w:t>управление НСИ экономистом в своей области</w:t>
             </w:r>
           </w:p>
         </w:tc>
         <w:tc>
           <w:tcPr>
-            <w:tcW w:w="2045" w:type="dxa"/>
+            <w:tcW w:w="1793" w:type="dxa"/>
           </w:tcPr>
           <w:p>
             <w:pPr>
@@ -1678,7 +1893,15 @@
                 <w:lang w:val="ru-RU"/>
               </w:rPr>
               <w:lastRenderedPageBreak/>
-              <w:t xml:space="preserve">Требование №9 — частично; конфликт с текущим </w:t>
+              <w:t xml:space="preserve">Требование №9 — частично; конфликт с </w:t>
+            </w:r>
+            <w:r>
+              <w:rPr>
+                <w:sz w:val="14"/>
+                <w:lang w:val="ru-RU"/>
+              </w:rPr>
+              <w:lastRenderedPageBreak/>
+              <w:t xml:space="preserve">текущим </w:t>
             </w:r>
             <w:r>
               <w:rPr>
@@ -1697,7 +1920,7 @@
         </w:tc>
         <w:tc>
           <w:tcPr>
-            <w:tcW w:w="2045" w:type="dxa"/>
+            <w:tcW w:w="1987" w:type="dxa"/>
           </w:tcPr>
           <w:p>
             <w:pPr>
@@ -1710,12 +1933,14 @@
                 <w:sz w:val="14"/>
                 <w:lang w:val="ru-RU"/>
               </w:rPr>
+              <w:lastRenderedPageBreak/>
               <w:t xml:space="preserve">Экономист создаёт статью + категорию и импортирует </w:t>
             </w:r>
             <w:r>
               <w:rPr>
                 <w:sz w:val="14"/>
               </w:rPr>
+              <w:lastRenderedPageBreak/>
               <w:t>XLSX</w:t>
             </w:r>
             <w:r>
@@ -1734,7 +1959,7 @@
         </w:trPr>
         <w:tc>
           <w:tcPr>
-            <w:tcW w:w="2045" w:type="dxa"/>
+            <w:tcW w:w="1621" w:type="dxa"/>
           </w:tcPr>
           <w:p>
             <w:r>
@@ -1742,13 +1967,14 @@
                 <w:b/>
                 <w:sz w:val="14"/>
               </w:rPr>
+              <w:lastRenderedPageBreak/>
               <w:t>BB-009</w:t>
             </w:r>
           </w:p>
         </w:tc>
         <w:tc>
           <w:tcPr>
-            <w:tcW w:w="2045" w:type="dxa"/>
+            <w:tcW w:w="1604" w:type="dxa"/>
             <w:shd w:val="clear" w:color="auto" w:fill="FFF4D6"/>
           </w:tcPr>
           <w:p>
@@ -1763,7 +1989,20 @@
         </w:tc>
         <w:tc>
           <w:tcPr>
-            <w:tcW w:w="2045" w:type="dxa"/>
+            <w:tcW w:w="1564" w:type="dxa"/>
+          </w:tcPr>
+          <w:p>
+            <w:pPr>
+              <w:rPr>
+                <w:sz w:val="14"/>
+                <w:lang w:val="ru-RU"/>
+              </w:rPr>
+            </w:pPr>
+          </w:p>
+        </w:tc>
+        <w:tc>
+          <w:tcPr>
+            <w:tcW w:w="1871" w:type="dxa"/>
           </w:tcPr>
           <w:p>
             <w:pPr>
@@ -1788,7 +2027,7 @@
         </w:tc>
         <w:tc>
           <w:tcPr>
-            <w:tcW w:w="2045" w:type="dxa"/>
+            <w:tcW w:w="1793" w:type="dxa"/>
           </w:tcPr>
           <w:p>
             <w:r>
@@ -1801,7 +2040,7 @@
         </w:tc>
         <w:tc>
           <w:tcPr>
-            <w:tcW w:w="2045" w:type="dxa"/>
+            <w:tcW w:w="1987" w:type="dxa"/>
           </w:tcPr>
           <w:p>
             <w:pPr>
@@ -1870,7 +2109,7 @@
         </w:trPr>
         <w:tc>
           <w:tcPr>
-            <w:tcW w:w="2045" w:type="dxa"/>
+            <w:tcW w:w="1621" w:type="dxa"/>
           </w:tcPr>
           <w:p>
             <w:r>
@@ -1884,7 +2123,7 @@
         </w:tc>
         <w:tc>
           <w:tcPr>
-            <w:tcW w:w="2045" w:type="dxa"/>
+            <w:tcW w:w="1604" w:type="dxa"/>
             <w:shd w:val="clear" w:color="auto" w:fill="FFF4D6"/>
           </w:tcPr>
           <w:p>
@@ -1899,20 +2138,62 @@
         </w:tc>
         <w:tc>
           <w:tcPr>
-            <w:tcW w:w="2045" w:type="dxa"/>
+            <w:tcW w:w="1564" w:type="dxa"/>
           </w:tcPr>
           <w:p>
-            <w:r>
+            <w:pPr>
               <w:rPr>
                 <w:sz w:val="14"/>
               </w:rPr>
-              <w:t>Экспорт истории изменений</w:t>
-            </w:r>
+            </w:pPr>
           </w:p>
         </w:tc>
         <w:tc>
           <w:tcPr>
-            <w:tcW w:w="2045" w:type="dxa"/>
+            <w:tcW w:w="1871" w:type="dxa"/>
+          </w:tcPr>
+          <w:p>
+            <w:proofErr w:type="spellStart"/>
+            <w:r>
+              <w:rPr>
+                <w:sz w:val="14"/>
+              </w:rPr>
+              <w:t>Экспорт</w:t>
+            </w:r>
+            <w:proofErr w:type="spellEnd"/>
+            <w:r>
+              <w:rPr>
+                <w:sz w:val="14"/>
+              </w:rPr>
+              <w:t xml:space="preserve"> </w:t>
+            </w:r>
+            <w:proofErr w:type="spellStart"/>
+            <w:r>
+              <w:rPr>
+                <w:sz w:val="14"/>
+              </w:rPr>
+              <w:t>истории</w:t>
+            </w:r>
+            <w:proofErr w:type="spellEnd"/>
+            <w:r>
+              <w:rPr>
+                <w:sz w:val="14"/>
+              </w:rPr>
+              <w:t xml:space="preserve"> </w:t>
+            </w:r>
+            <w:proofErr w:type="spellStart"/>
+            <w:r>
+              <w:rPr>
+                <w:sz w:val="14"/>
+              </w:rPr>
+              <w:t>изменений</w:t>
+            </w:r>
+            <w:proofErr w:type="spellEnd"/>
+          </w:p>
+        </w:tc>
+        <w:tc>
+          <w:tcPr>
+            <w:tcW w:w="1793" w:type="dxa"/>
           </w:tcPr>
           <w:p>
             <w:r>
@@ -1925,7 +2206,7 @@
         </w:tc>
         <w:tc>
           <w:tcPr>
-            <w:tcW w:w="2045" w:type="dxa"/>
+            <w:tcW w:w="1987" w:type="dxa"/>
           </w:tcPr>
           <w:p>
             <w:pPr>
@@ -1962,7 +2243,7 @@
         </w:trPr>
         <w:tc>
           <w:tcPr>
-            <w:tcW w:w="2045" w:type="dxa"/>
+            <w:tcW w:w="1621" w:type="dxa"/>
           </w:tcPr>
           <w:p>
             <w:r>
@@ -1976,7 +2257,7 @@
         </w:tc>
         <w:tc>
           <w:tcPr>
-            <w:tcW w:w="2045" w:type="dxa"/>
+            <w:tcW w:w="1604" w:type="dxa"/>
             <w:shd w:val="clear" w:color="auto" w:fill="FFF4D6"/>
           </w:tcPr>
           <w:p>
@@ -1991,7 +2272,20 @@
         </w:tc>
         <w:tc>
           <w:tcPr>
-            <w:tcW w:w="2045" w:type="dxa"/>
+            <w:tcW w:w="1564" w:type="dxa"/>
+          </w:tcPr>
+          <w:p>
+            <w:pPr>
+              <w:rPr>
+                <w:sz w:val="14"/>
+                <w:lang w:val="ru-RU"/>
+              </w:rPr>
+            </w:pPr>
+          </w:p>
+        </w:tc>
+        <w:tc>
+          <w:tcPr>
+            <w:tcW w:w="1871" w:type="dxa"/>
           </w:tcPr>
           <w:p>
             <w:pPr>
@@ -2023,7 +2317,7 @@
         </w:tc>
         <w:tc>
           <w:tcPr>
-            <w:tcW w:w="2045" w:type="dxa"/>
+            <w:tcW w:w="1793" w:type="dxa"/>
           </w:tcPr>
           <w:p>
             <w:r>
@@ -2058,7 +2352,7 @@
         </w:tc>
         <w:tc>
           <w:tcPr>
-            <w:tcW w:w="2045" w:type="dxa"/>
+            <w:tcW w:w="1987" w:type="dxa"/>
           </w:tcPr>
           <w:p>
             <w:pPr>
@@ -2095,7 +2389,7 @@
         </w:trPr>
         <w:tc>
           <w:tcPr>
-            <w:tcW w:w="2045" w:type="dxa"/>
+            <w:tcW w:w="1621" w:type="dxa"/>
           </w:tcPr>
           <w:p>
             <w:r>
@@ -2109,7 +2403,7 @@
         </w:tc>
         <w:tc>
           <w:tcPr>
-            <w:tcW w:w="2045" w:type="dxa"/>
+            <w:tcW w:w="1604" w:type="dxa"/>
             <w:shd w:val="clear" w:color="auto" w:fill="FFF4D6"/>
           </w:tcPr>
           <w:p>
@@ -2124,7 +2418,20 @@
         </w:tc>
         <w:tc>
           <w:tcPr>
-            <w:tcW w:w="2045" w:type="dxa"/>
+            <w:tcW w:w="1564" w:type="dxa"/>
+          </w:tcPr>
+          <w:p>
+            <w:pPr>
+              <w:rPr>
+                <w:sz w:val="14"/>
+                <w:lang w:val="ru-RU"/>
+              </w:rPr>
+            </w:pPr>
+          </w:p>
+        </w:tc>
+        <w:tc>
+          <w:tcPr>
+            <w:tcW w:w="1871" w:type="dxa"/>
           </w:tcPr>
           <w:p>
             <w:pPr>
@@ -2143,7 +2450,7 @@
         </w:tc>
         <w:tc>
           <w:tcPr>
-            <w:tcW w:w="2045" w:type="dxa"/>
+            <w:tcW w:w="1793" w:type="dxa"/>
           </w:tcPr>
           <w:p>
             <w:r>
@@ -2178,7 +2485,7 @@
         </w:tc>
         <w:tc>
           <w:tcPr>
-            <w:tcW w:w="2045" w:type="dxa"/>
+            <w:tcW w:w="1987" w:type="dxa"/>
           </w:tcPr>
           <w:p>
             <w:pPr>
@@ -2254,7 +2561,7 @@
         </w:trPr>
         <w:tc>
           <w:tcPr>
-            <w:tcW w:w="2045" w:type="dxa"/>
+            <w:tcW w:w="1621" w:type="dxa"/>
           </w:tcPr>
           <w:p>
             <w:r>
@@ -2268,7 +2575,7 @@
         </w:tc>
         <w:tc>
           <w:tcPr>
-            <w:tcW w:w="2045" w:type="dxa"/>
+            <w:tcW w:w="1604" w:type="dxa"/>
             <w:shd w:val="clear" w:color="auto" w:fill="EAF2FF"/>
           </w:tcPr>
           <w:p>
@@ -2283,7 +2590,20 @@
         </w:tc>
         <w:tc>
           <w:tcPr>
-            <w:tcW w:w="2045" w:type="dxa"/>
+            <w:tcW w:w="1564" w:type="dxa"/>
+          </w:tcPr>
+          <w:p>
+            <w:pPr>
+              <w:rPr>
+                <w:sz w:val="14"/>
+                <w:lang w:val="ru-RU"/>
+              </w:rPr>
+            </w:pPr>
+          </w:p>
+        </w:tc>
+        <w:tc>
+          <w:tcPr>
+            <w:tcW w:w="1871" w:type="dxa"/>
           </w:tcPr>
           <w:p>
             <w:pPr>
@@ -2302,7 +2622,7 @@
         </w:tc>
         <w:tc>
           <w:tcPr>
-            <w:tcW w:w="2045" w:type="dxa"/>
+            <w:tcW w:w="1793" w:type="dxa"/>
           </w:tcPr>
           <w:p>
             <w:r>
@@ -2337,7 +2657,7 @@
         </w:tc>
         <w:tc>
           <w:tcPr>
-            <w:tcW w:w="2045" w:type="dxa"/>
+            <w:tcW w:w="1987" w:type="dxa"/>
           </w:tcPr>
           <w:p>
             <w:pPr>
@@ -2361,7 +2681,7 @@
         </w:trPr>
         <w:tc>
           <w:tcPr>
-            <w:tcW w:w="2045" w:type="dxa"/>
+            <w:tcW w:w="1621" w:type="dxa"/>
           </w:tcPr>
           <w:p>
             <w:r>
@@ -2375,7 +2695,7 @@
         </w:tc>
         <w:tc>
           <w:tcPr>
-            <w:tcW w:w="2045" w:type="dxa"/>
+            <w:tcW w:w="1604" w:type="dxa"/>
             <w:shd w:val="clear" w:color="auto" w:fill="EAF2FF"/>
           </w:tcPr>
           <w:p>
@@ -2390,7 +2710,20 @@
         </w:tc>
         <w:tc>
           <w:tcPr>
-            <w:tcW w:w="2045" w:type="dxa"/>
+            <w:tcW w:w="1564" w:type="dxa"/>
+          </w:tcPr>
+          <w:p>
+            <w:pPr>
+              <w:rPr>
+                <w:sz w:val="14"/>
+                <w:lang w:val="ru-RU"/>
+              </w:rPr>
+            </w:pPr>
+          </w:p>
+        </w:tc>
+        <w:tc>
+          <w:tcPr>
+            <w:tcW w:w="1871" w:type="dxa"/>
           </w:tcPr>
           <w:p>
             <w:pPr>
@@ -2409,7 +2742,7 @@
         </w:tc>
         <w:tc>
           <w:tcPr>
-            <w:tcW w:w="2045" w:type="dxa"/>
+            <w:tcW w:w="1793" w:type="dxa"/>
           </w:tcPr>
           <w:p>
             <w:r>
@@ -2444,7 +2777,7 @@
         </w:tc>
         <w:tc>
           <w:tcPr>
-            <w:tcW w:w="2045" w:type="dxa"/>
+            <w:tcW w:w="1987" w:type="dxa"/>
           </w:tcPr>
           <w:p>
             <w:pPr>
@@ -2468,7 +2801,7 @@
         </w:trPr>
         <w:tc>
           <w:tcPr>
-            <w:tcW w:w="2045" w:type="dxa"/>
+            <w:tcW w:w="1621" w:type="dxa"/>
           </w:tcPr>
           <w:p>
             <w:r>
@@ -2482,7 +2815,7 @@
         </w:tc>
         <w:tc>
           <w:tcPr>
-            <w:tcW w:w="2045" w:type="dxa"/>
+            <w:tcW w:w="1604" w:type="dxa"/>
             <w:shd w:val="clear" w:color="auto" w:fill="EAF2FF"/>
           </w:tcPr>
           <w:p>
@@ -2497,7 +2830,19 @@
         </w:tc>
         <w:tc>
           <w:tcPr>
-            <w:tcW w:w="2045" w:type="dxa"/>
+            <w:tcW w:w="1564" w:type="dxa"/>
+          </w:tcPr>
+          <w:p>
+            <w:pPr>
+              <w:rPr>
+                <w:sz w:val="14"/>
+              </w:rPr>
+            </w:pPr>
+          </w:p>
+        </w:tc>
+        <w:tc>
+          <w:tcPr>
+            <w:tcW w:w="1871" w:type="dxa"/>
           </w:tcPr>
           <w:p>
             <w:pPr>
@@ -2535,7 +2880,7 @@
         </w:tc>
         <w:tc>
           <w:tcPr>
-            <w:tcW w:w="2045" w:type="dxa"/>
+            <w:tcW w:w="1793" w:type="dxa"/>
           </w:tcPr>
           <w:p>
             <w:r>
@@ -2584,7 +2929,7 @@
         </w:tc>
         <w:tc>
           <w:tcPr>
-            <w:tcW w:w="2045" w:type="dxa"/>
+            <w:tcW w:w="1987" w:type="dxa"/>
           </w:tcPr>
           <w:p>
             <w:pPr>
@@ -2608,7 +2953,7 @@
         </w:trPr>
         <w:tc>
           <w:tcPr>
-            <w:tcW w:w="2045" w:type="dxa"/>
+            <w:tcW w:w="1621" w:type="dxa"/>
           </w:tcPr>
           <w:p>
             <w:r>
@@ -2622,7 +2967,7 @@
         </w:tc>
         <w:tc>
           <w:tcPr>
-            <w:tcW w:w="2045" w:type="dxa"/>
+            <w:tcW w:w="1604" w:type="dxa"/>
             <w:shd w:val="clear" w:color="auto" w:fill="EAF2FF"/>
           </w:tcPr>
           <w:p>
@@ -2637,7 +2982,20 @@
         </w:tc>
         <w:tc>
           <w:tcPr>
-            <w:tcW w:w="2045" w:type="dxa"/>
+            <w:tcW w:w="1564" w:type="dxa"/>
+          </w:tcPr>
+          <w:p>
+            <w:pPr>
+              <w:rPr>
+                <w:sz w:val="14"/>
+                <w:lang w:val="ru-RU"/>
+              </w:rPr>
+            </w:pPr>
+          </w:p>
+        </w:tc>
+        <w:tc>
+          <w:tcPr>
+            <w:tcW w:w="1871" w:type="dxa"/>
           </w:tcPr>
           <w:p>
             <w:pPr>
@@ -2698,7 +3056,7 @@
         </w:tc>
         <w:tc>
           <w:tcPr>
-            <w:tcW w:w="2045" w:type="dxa"/>
+            <w:tcW w:w="1793" w:type="dxa"/>
           </w:tcPr>
           <w:p>
             <w:r>
@@ -2719,7 +3077,7 @@
         </w:tc>
         <w:tc>
           <w:tcPr>
-            <w:tcW w:w="2045" w:type="dxa"/>
+            <w:tcW w:w="1987" w:type="dxa"/>
           </w:tcPr>
           <w:p>
             <w:pPr>
@@ -2743,7 +3101,7 @@
         </w:trPr>
         <w:tc>
           <w:tcPr>
-            <w:tcW w:w="2045" w:type="dxa"/>
+            <w:tcW w:w="1621" w:type="dxa"/>
           </w:tcPr>
           <w:p>
             <w:r>
@@ -2757,7 +3115,7 @@
         </w:tc>
         <w:tc>
           <w:tcPr>
-            <w:tcW w:w="2045" w:type="dxa"/>
+            <w:tcW w:w="1604" w:type="dxa"/>
             <w:shd w:val="clear" w:color="auto" w:fill="EAF2FF"/>
           </w:tcPr>
           <w:p>
@@ -2772,7 +3130,20 @@
         </w:tc>
         <w:tc>
           <w:tcPr>
-            <w:tcW w:w="2045" w:type="dxa"/>
+            <w:tcW w:w="1564" w:type="dxa"/>
+          </w:tcPr>
+          <w:p>
+            <w:pPr>
+              <w:rPr>
+                <w:sz w:val="14"/>
+                <w:lang w:val="ru-RU"/>
+              </w:rPr>
+            </w:pPr>
+          </w:p>
+        </w:tc>
+        <w:tc>
+          <w:tcPr>
+            <w:tcW w:w="1871" w:type="dxa"/>
           </w:tcPr>
           <w:p>
             <w:pPr>
@@ -2791,7 +3162,7 @@
         </w:tc>
         <w:tc>
           <w:tcPr>
-            <w:tcW w:w="2045" w:type="dxa"/>
+            <w:tcW w:w="1793" w:type="dxa"/>
           </w:tcPr>
           <w:p>
             <w:r>
@@ -2832,7 +3203,7 @@
         </w:tc>
         <w:tc>
           <w:tcPr>
-            <w:tcW w:w="2045" w:type="dxa"/>
+            <w:tcW w:w="1987" w:type="dxa"/>
           </w:tcPr>
           <w:p>
             <w:pPr>
@@ -2895,7 +3266,7 @@
         </w:trPr>
         <w:tc>
           <w:tcPr>
-            <w:tcW w:w="2045" w:type="dxa"/>
+            <w:tcW w:w="1621" w:type="dxa"/>
           </w:tcPr>
           <w:p>
             <w:r>
@@ -2909,7 +3280,7 @@
         </w:tc>
         <w:tc>
           <w:tcPr>
-            <w:tcW w:w="2045" w:type="dxa"/>
+            <w:tcW w:w="1604" w:type="dxa"/>
             <w:shd w:val="clear" w:color="auto" w:fill="EAF2FF"/>
           </w:tcPr>
           <w:p>
@@ -2924,7 +3295,20 @@
         </w:tc>
         <w:tc>
           <w:tcPr>
-            <w:tcW w:w="2045" w:type="dxa"/>
+            <w:tcW w:w="1564" w:type="dxa"/>
+          </w:tcPr>
+          <w:p>
+            <w:pPr>
+              <w:rPr>
+                <w:sz w:val="14"/>
+                <w:lang w:val="ru-RU"/>
+              </w:rPr>
+            </w:pPr>
+          </w:p>
+        </w:tc>
+        <w:tc>
+          <w:tcPr>
+            <w:tcW w:w="1871" w:type="dxa"/>
           </w:tcPr>
           <w:p>
             <w:pPr>
@@ -2943,7 +3327,7 @@
         </w:tc>
         <w:tc>
           <w:tcPr>
-            <w:tcW w:w="2045" w:type="dxa"/>
+            <w:tcW w:w="1793" w:type="dxa"/>
           </w:tcPr>
           <w:p>
             <w:r>
@@ -2978,7 +3362,7 @@
         </w:tc>
         <w:tc>
           <w:tcPr>
-            <w:tcW w:w="2045" w:type="dxa"/>
+            <w:tcW w:w="1987" w:type="dxa"/>
           </w:tcPr>
           <w:p>
             <w:pPr>
@@ -3015,7 +3399,7 @@
         </w:trPr>
         <w:tc>
           <w:tcPr>
-            <w:tcW w:w="2045" w:type="dxa"/>
+            <w:tcW w:w="1621" w:type="dxa"/>
           </w:tcPr>
           <w:p>
             <w:r>
@@ -3029,7 +3413,7 @@
         </w:tc>
         <w:tc>
           <w:tcPr>
-            <w:tcW w:w="2045" w:type="dxa"/>
+            <w:tcW w:w="1604" w:type="dxa"/>
             <w:shd w:val="clear" w:color="auto" w:fill="EAF2FF"/>
           </w:tcPr>
           <w:p>
@@ -3044,7 +3428,20 @@
         </w:tc>
         <w:tc>
           <w:tcPr>
-            <w:tcW w:w="2045" w:type="dxa"/>
+            <w:tcW w:w="1564" w:type="dxa"/>
+          </w:tcPr>
+          <w:p>
+            <w:pPr>
+              <w:rPr>
+                <w:sz w:val="14"/>
+                <w:lang w:val="ru-RU"/>
+              </w:rPr>
+            </w:pPr>
+          </w:p>
+        </w:tc>
+        <w:tc>
+          <w:tcPr>
+            <w:tcW w:w="1871" w:type="dxa"/>
           </w:tcPr>
           <w:p>
             <w:pPr>
@@ -3072,7 +3469,7 @@
         </w:tc>
         <w:tc>
           <w:tcPr>
-            <w:tcW w:w="2045" w:type="dxa"/>
+            <w:tcW w:w="1793" w:type="dxa"/>
           </w:tcPr>
           <w:p>
             <w:proofErr w:type="spellStart"/>
@@ -3101,7 +3498,7 @@
         </w:tc>
         <w:tc>
           <w:tcPr>
-            <w:tcW w:w="2045" w:type="dxa"/>
+            <w:tcW w:w="1987" w:type="dxa"/>
           </w:tcPr>
           <w:p>
             <w:pPr>
@@ -3125,7 +3522,7 @@
         </w:trPr>
         <w:tc>
           <w:tcPr>
-            <w:tcW w:w="2045" w:type="dxa"/>
+            <w:tcW w:w="1621" w:type="dxa"/>
           </w:tcPr>
           <w:p>
             <w:r>
@@ -3139,7 +3536,7 @@
         </w:tc>
         <w:tc>
           <w:tcPr>
-            <w:tcW w:w="2045" w:type="dxa"/>
+            <w:tcW w:w="1604" w:type="dxa"/>
             <w:shd w:val="clear" w:color="auto" w:fill="EAF2FF"/>
           </w:tcPr>
           <w:p>
@@ -3154,7 +3551,20 @@
         </w:tc>
         <w:tc>
           <w:tcPr>
-            <w:tcW w:w="2045" w:type="dxa"/>
+            <w:tcW w:w="1564" w:type="dxa"/>
+          </w:tcPr>
+          <w:p>
+            <w:pPr>
+              <w:rPr>
+                <w:sz w:val="14"/>
+                <w:lang w:val="ru-RU"/>
+              </w:rPr>
+            </w:pPr>
+          </w:p>
+        </w:tc>
+        <w:tc>
+          <w:tcPr>
+            <w:tcW w:w="1871" w:type="dxa"/>
           </w:tcPr>
           <w:p>
             <w:pPr>
@@ -3173,7 +3583,7 @@
         </w:tc>
         <w:tc>
           <w:tcPr>
-            <w:tcW w:w="2045" w:type="dxa"/>
+            <w:tcW w:w="1793" w:type="dxa"/>
           </w:tcPr>
           <w:p>
             <w:proofErr w:type="spellStart"/>
@@ -3202,7 +3612,7 @@
         </w:tc>
         <w:tc>
           <w:tcPr>
-            <w:tcW w:w="2045" w:type="dxa"/>
+            <w:tcW w:w="1987" w:type="dxa"/>
           </w:tcPr>
           <w:p>
             <w:pPr>
@@ -3226,7 +3636,7 @@
         </w:trPr>
         <w:tc>
           <w:tcPr>
-            <w:tcW w:w="2045" w:type="dxa"/>
+            <w:tcW w:w="1621" w:type="dxa"/>
           </w:tcPr>
           <w:p>
             <w:r>
@@ -3240,7 +3650,7 @@
         </w:tc>
         <w:tc>
           <w:tcPr>
-            <w:tcW w:w="2045" w:type="dxa"/>
+            <w:tcW w:w="1604" w:type="dxa"/>
             <w:shd w:val="clear" w:color="auto" w:fill="EAF2FF"/>
           </w:tcPr>
           <w:p>
@@ -3255,7 +3665,20 @@
         </w:tc>
         <w:tc>
           <w:tcPr>
-            <w:tcW w:w="2045" w:type="dxa"/>
+            <w:tcW w:w="1564" w:type="dxa"/>
+          </w:tcPr>
+          <w:p>
+            <w:pPr>
+              <w:rPr>
+                <w:sz w:val="14"/>
+                <w:lang w:val="ru-RU"/>
+              </w:rPr>
+            </w:pPr>
+          </w:p>
+        </w:tc>
+        <w:tc>
+          <w:tcPr>
+            <w:tcW w:w="1871" w:type="dxa"/>
           </w:tcPr>
           <w:p>
             <w:pPr>
@@ -3274,7 +3697,7 @@
         </w:tc>
         <w:tc>
           <w:tcPr>
-            <w:tcW w:w="2045" w:type="dxa"/>
+            <w:tcW w:w="1793" w:type="dxa"/>
           </w:tcPr>
           <w:p>
             <w:pPr>
@@ -3293,7 +3716,7 @@
         </w:tc>
         <w:tc>
           <w:tcPr>
-            <w:tcW w:w="2045" w:type="dxa"/>
+            <w:tcW w:w="1987" w:type="dxa"/>
           </w:tcPr>
           <w:p>
             <w:pPr>
@@ -3317,7 +3740,7 @@
         </w:trPr>
         <w:tc>
           <w:tcPr>
-            <w:tcW w:w="2045" w:type="dxa"/>
+            <w:tcW w:w="1621" w:type="dxa"/>
           </w:tcPr>
           <w:p>
             <w:r>
@@ -3331,7 +3754,7 @@
         </w:tc>
         <w:tc>
           <w:tcPr>
-            <w:tcW w:w="2045" w:type="dxa"/>
+            <w:tcW w:w="1604" w:type="dxa"/>
             <w:shd w:val="clear" w:color="auto" w:fill="F1F5F9"/>
           </w:tcPr>
           <w:p>
@@ -3346,7 +3769,20 @@
         </w:tc>
         <w:tc>
           <w:tcPr>
-            <w:tcW w:w="2045" w:type="dxa"/>
+            <w:tcW w:w="1564" w:type="dxa"/>
+          </w:tcPr>
+          <w:p>
+            <w:pPr>
+              <w:rPr>
+                <w:sz w:val="14"/>
+                <w:lang w:val="ru-RU"/>
+              </w:rPr>
+            </w:pPr>
+          </w:p>
+        </w:tc>
+        <w:tc>
+          <w:tcPr>
+            <w:tcW w:w="1871" w:type="dxa"/>
           </w:tcPr>
           <w:p>
             <w:pPr>
@@ -3365,7 +3801,7 @@
         </w:tc>
         <w:tc>
           <w:tcPr>
-            <w:tcW w:w="2045" w:type="dxa"/>
+            <w:tcW w:w="1793" w:type="dxa"/>
           </w:tcPr>
           <w:p>
             <w:proofErr w:type="spellStart"/>
@@ -3400,7 +3836,7 @@
         </w:tc>
         <w:tc>
           <w:tcPr>
-            <w:tcW w:w="2045" w:type="dxa"/>
+            <w:tcW w:w="1987" w:type="dxa"/>
           </w:tcPr>
           <w:p>
             <w:r>
@@ -3610,7 +4046,15 @@
       </w:r>
       <w:proofErr w:type="spellEnd"/>
       <w:r>
-        <w:t xml:space="preserve"> ConfirmDialog.</w:t>
+        <w:t xml:space="preserve"> </w:t>
+      </w:r>
+      <w:proofErr w:type="spellStart"/>
+      <w:r>
+        <w:t>ConfirmDialog</w:t>
+      </w:r>
+      <w:proofErr w:type="spellEnd"/>
+      <w:r>
+        <w:t>.</w:t>
       </w:r>
     </w:p>
     <w:p>
@@ -14960,7 +15404,15 @@
       </w:r>
       <w:proofErr w:type="spellEnd"/>
       <w:r>
-        <w:t xml:space="preserve"> истории без экспорта.</w:t>
+        <w:t xml:space="preserve"> </w:t>
+      </w:r>
+      <w:proofErr w:type="spellStart"/>
+      <w:r>
+        <w:t>истории</w:t>
+      </w:r>
+      <w:proofErr w:type="spellEnd"/>
+      <w:r>
+        <w:t xml:space="preserve"> без экспорта.</w:t>
       </w:r>
     </w:p>
     <w:p>
@@ -15177,7 +15629,7 @@
   <w:abstractNum w:abstractNumId="8" w15:restartNumberingAfterBreak="0">
     <w:nsid w:val="FFFFFF89"/>
     <w:multiLevelType w:val="singleLevel"/>
-    <w:tmpl w:val="DD801152"/>
+    <w:tmpl w:val="70EA2558"/>
     <w:lvl w:ilvl="0">
       <w:start w:val="1"/>
       <w:numFmt w:val="bullet"/>

--- a/docs/BudgetBasket_Backlog_по_результатам_тестирования_2026-08-27.docx
+++ b/docs/BudgetBasket_Backlog_по_результатам_тестирования_2026-08-27.docx
@@ -1579,8 +1579,16 @@
             <w:pPr>
               <w:rPr>
                 <w:sz w:val="14"/>
+                <w:lang w:val="ru-RU"/>
               </w:rPr>
             </w:pPr>
+            <w:r>
+              <w:rPr>
+                <w:sz w:val="14"/>
+                <w:lang w:val="ru-RU"/>
+              </w:rPr>
+              <w:t>ок</w:t>
+            </w:r>
           </w:p>
         </w:tc>
         <w:tc>
@@ -13378,7 +13386,7 @@
   <w:abstractNum w:abstractNumId="8" w15:restartNumberingAfterBreak="0">
     <w:nsid w:val="FFFFFF89"/>
     <w:multiLevelType w:val="singleLevel"/>
-    <w:tmpl w:val="70EA2558"/>
+    <w:tmpl w:val="DD1AAE3E"/>
     <w:lvl w:ilvl="0">
       <w:start w:val="1"/>
       <w:numFmt w:val="bullet"/>

--- a/docs/BudgetBasket_Backlog_по_результатам_тестирования_2026-08-27.docx
+++ b/docs/BudgetBasket_Backlog_по_результатам_тестирования_2026-08-27.docx
@@ -1484,6 +1484,15 @@
                 <w:lang w:val="ru-RU"/>
               </w:rPr>
             </w:pPr>
+            <w:proofErr w:type="spellStart"/>
+            <w:r>
+              <w:rPr>
+                <w:sz w:val="14"/>
+                <w:lang w:val="ru-RU"/>
+              </w:rPr>
+              <w:t>ок</w:t>
+            </w:r>
+            <w:proofErr w:type="spellEnd"/>
           </w:p>
         </w:tc>
         <w:tc>
@@ -2208,6 +2217,15 @@
                 <w:lang w:val="ru-RU"/>
               </w:rPr>
             </w:pPr>
+            <w:proofErr w:type="spellStart"/>
+            <w:r>
+              <w:rPr>
+                <w:sz w:val="14"/>
+                <w:lang w:val="ru-RU"/>
+              </w:rPr>
+              <w:t>ок</w:t>
+            </w:r>
+            <w:proofErr w:type="spellEnd"/>
           </w:p>
         </w:tc>
         <w:tc>
@@ -2358,6 +2376,15 @@
                 <w:lang w:val="ru-RU"/>
               </w:rPr>
             </w:pPr>
+            <w:proofErr w:type="spellStart"/>
+            <w:r>
+              <w:rPr>
+                <w:sz w:val="14"/>
+                <w:lang w:val="ru-RU"/>
+              </w:rPr>
+              <w:t>ок</w:t>
+            </w:r>
+            <w:proofErr w:type="spellEnd"/>
           </w:p>
         </w:tc>
         <w:tc>
@@ -2456,6 +2483,15 @@
                 <w:lang w:val="ru-RU"/>
               </w:rPr>
             </w:pPr>
+            <w:proofErr w:type="spellStart"/>
+            <w:r>
+              <w:rPr>
+                <w:sz w:val="14"/>
+                <w:lang w:val="ru-RU"/>
+              </w:rPr>
+              <w:t>ок</w:t>
+            </w:r>
+            <w:proofErr w:type="spellEnd"/>
           </w:p>
         </w:tc>
         <w:tc>
@@ -2551,8 +2587,18 @@
             <w:pPr>
               <w:rPr>
                 <w:sz w:val="14"/>
+                <w:lang w:val="ru-RU"/>
               </w:rPr>
             </w:pPr>
+            <w:proofErr w:type="spellStart"/>
+            <w:r>
+              <w:rPr>
+                <w:sz w:val="14"/>
+                <w:lang w:val="ru-RU"/>
+              </w:rPr>
+              <w:t>ок</w:t>
+            </w:r>
+            <w:proofErr w:type="spellEnd"/>
           </w:p>
         </w:tc>
         <w:tc>
@@ -2794,6 +2840,15 @@
                 <w:lang w:val="ru-RU"/>
               </w:rPr>
             </w:pPr>
+            <w:proofErr w:type="spellStart"/>
+            <w:r>
+              <w:rPr>
+                <w:sz w:val="14"/>
+                <w:lang w:val="ru-RU"/>
+              </w:rPr>
+              <w:t>ок</w:t>
+            </w:r>
+            <w:proofErr w:type="spellEnd"/>
           </w:p>
         </w:tc>
         <w:tc>
@@ -2931,6 +2986,15 @@
                 <w:lang w:val="ru-RU"/>
               </w:rPr>
             </w:pPr>
+            <w:proofErr w:type="spellStart"/>
+            <w:r>
+              <w:rPr>
+                <w:sz w:val="14"/>
+                <w:lang w:val="ru-RU"/>
+              </w:rPr>
+              <w:t>ок</w:t>
+            </w:r>
+            <w:proofErr w:type="spellEnd"/>
           </w:p>
         </w:tc>
         <w:tc>
@@ -13386,7 +13450,7 @@
   <w:abstractNum w:abstractNumId="8" w15:restartNumberingAfterBreak="0">
     <w:nsid w:val="FFFFFF89"/>
     <w:multiLevelType w:val="singleLevel"/>
-    <w:tmpl w:val="DD1AAE3E"/>
+    <w:tmpl w:val="3F2E257E"/>
     <w:lvl w:ilvl="0">
       <w:start w:val="1"/>
       <w:numFmt w:val="bullet"/>

--- a/docs/BudgetBasket_Backlog_по_результатам_тестирования_2026-08-27.docx
+++ b/docs/BudgetBasket_Backlog_по_результатам_тестирования_2026-08-27.docx
@@ -1484,7 +1484,6 @@
                 <w:lang w:val="ru-RU"/>
               </w:rPr>
             </w:pPr>
-            <w:proofErr w:type="spellStart"/>
             <w:r>
               <w:rPr>
                 <w:sz w:val="14"/>
@@ -1492,7 +1491,6 @@
               </w:rPr>
               <w:t>ок</w:t>
             </w:r>
-            <w:proofErr w:type="spellEnd"/>
           </w:p>
         </w:tc>
         <w:tc>
@@ -2093,6 +2091,13 @@
                 <w:lang w:val="ru-RU"/>
               </w:rPr>
             </w:pPr>
+            <w:r>
+              <w:rPr>
+                <w:sz w:val="14"/>
+                <w:lang w:val="ru-RU"/>
+              </w:rPr>
+              <w:t>ок</w:t>
+            </w:r>
           </w:p>
         </w:tc>
         <w:tc>
@@ -2217,7 +2222,6 @@
                 <w:lang w:val="ru-RU"/>
               </w:rPr>
             </w:pPr>
-            <w:proofErr w:type="spellStart"/>
             <w:r>
               <w:rPr>
                 <w:sz w:val="14"/>
@@ -2225,7 +2229,6 @@
               </w:rPr>
               <w:t>ок</w:t>
             </w:r>
-            <w:proofErr w:type="spellEnd"/>
           </w:p>
         </w:tc>
         <w:tc>
@@ -2376,7 +2379,6 @@
                 <w:lang w:val="ru-RU"/>
               </w:rPr>
             </w:pPr>
-            <w:proofErr w:type="spellStart"/>
             <w:r>
               <w:rPr>
                 <w:sz w:val="14"/>
@@ -2384,7 +2386,6 @@
               </w:rPr>
               <w:t>ок</w:t>
             </w:r>
-            <w:proofErr w:type="spellEnd"/>
           </w:p>
         </w:tc>
         <w:tc>
@@ -2483,7 +2484,6 @@
                 <w:lang w:val="ru-RU"/>
               </w:rPr>
             </w:pPr>
-            <w:proofErr w:type="spellStart"/>
             <w:r>
               <w:rPr>
                 <w:sz w:val="14"/>
@@ -2491,7 +2491,6 @@
               </w:rPr>
               <w:t>ок</w:t>
             </w:r>
-            <w:proofErr w:type="spellEnd"/>
           </w:p>
         </w:tc>
         <w:tc>
@@ -2590,7 +2589,6 @@
                 <w:lang w:val="ru-RU"/>
               </w:rPr>
             </w:pPr>
-            <w:proofErr w:type="spellStart"/>
             <w:r>
               <w:rPr>
                 <w:sz w:val="14"/>
@@ -2598,7 +2596,6 @@
               </w:rPr>
               <w:t>ок</w:t>
             </w:r>
-            <w:proofErr w:type="spellEnd"/>
           </w:p>
         </w:tc>
         <w:tc>
@@ -2840,7 +2837,6 @@
                 <w:lang w:val="ru-RU"/>
               </w:rPr>
             </w:pPr>
-            <w:proofErr w:type="spellStart"/>
             <w:r>
               <w:rPr>
                 <w:sz w:val="14"/>
@@ -2848,7 +2844,6 @@
               </w:rPr>
               <w:t>ок</w:t>
             </w:r>
-            <w:proofErr w:type="spellEnd"/>
           </w:p>
         </w:tc>
         <w:tc>
@@ -2986,7 +2981,6 @@
                 <w:lang w:val="ru-RU"/>
               </w:rPr>
             </w:pPr>
-            <w:proofErr w:type="spellStart"/>
             <w:r>
               <w:rPr>
                 <w:sz w:val="14"/>
@@ -2994,7 +2988,6 @@
               </w:rPr>
               <w:t>ок</w:t>
             </w:r>
-            <w:proofErr w:type="spellEnd"/>
           </w:p>
         </w:tc>
         <w:tc>
@@ -3406,6 +3399,13 @@
                 <w:lang w:val="ru-RU"/>
               </w:rPr>
             </w:pPr>
+            <w:r>
+              <w:rPr>
+                <w:sz w:val="14"/>
+                <w:lang w:val="ru-RU"/>
+              </w:rPr>
+              <w:t>ок</w:t>
+            </w:r>
           </w:p>
         </w:tc>
         <w:tc>

--- a/docs/BudgetBasket_Backlog_по_результатам_тестирования_2026-08-27.docx
+++ b/docs/BudgetBasket_Backlog_по_результатам_тестирования_2026-08-27.docx
@@ -1484,6 +1484,7 @@
                 <w:lang w:val="ru-RU"/>
               </w:rPr>
             </w:pPr>
+            <w:proofErr w:type="spellStart"/>
             <w:r>
               <w:rPr>
                 <w:sz w:val="14"/>
@@ -1491,6 +1492,7 @@
               </w:rPr>
               <w:t>ок</w:t>
             </w:r>
+            <w:proofErr w:type="spellEnd"/>
           </w:p>
         </w:tc>
         <w:tc>
@@ -2091,6 +2093,7 @@
                 <w:lang w:val="ru-RU"/>
               </w:rPr>
             </w:pPr>
+            <w:proofErr w:type="spellStart"/>
             <w:r>
               <w:rPr>
                 <w:sz w:val="14"/>
@@ -2098,6 +2101,7 @@
               </w:rPr>
               <w:t>ок</w:t>
             </w:r>
+            <w:proofErr w:type="spellEnd"/>
           </w:p>
         </w:tc>
         <w:tc>
@@ -2222,6 +2226,7 @@
                 <w:lang w:val="ru-RU"/>
               </w:rPr>
             </w:pPr>
+            <w:proofErr w:type="spellStart"/>
             <w:r>
               <w:rPr>
                 <w:sz w:val="14"/>
@@ -2229,6 +2234,7 @@
               </w:rPr>
               <w:t>ок</w:t>
             </w:r>
+            <w:proofErr w:type="spellEnd"/>
           </w:p>
         </w:tc>
         <w:tc>
@@ -2379,6 +2385,7 @@
                 <w:lang w:val="ru-RU"/>
               </w:rPr>
             </w:pPr>
+            <w:proofErr w:type="spellStart"/>
             <w:r>
               <w:rPr>
                 <w:sz w:val="14"/>
@@ -2386,6 +2393,7 @@
               </w:rPr>
               <w:t>ок</w:t>
             </w:r>
+            <w:proofErr w:type="spellEnd"/>
           </w:p>
         </w:tc>
         <w:tc>
@@ -2484,6 +2492,7 @@
                 <w:lang w:val="ru-RU"/>
               </w:rPr>
             </w:pPr>
+            <w:proofErr w:type="spellStart"/>
             <w:r>
               <w:rPr>
                 <w:sz w:val="14"/>
@@ -2491,6 +2500,7 @@
               </w:rPr>
               <w:t>ок</w:t>
             </w:r>
+            <w:proofErr w:type="spellEnd"/>
           </w:p>
         </w:tc>
         <w:tc>
@@ -2589,6 +2599,7 @@
                 <w:lang w:val="ru-RU"/>
               </w:rPr>
             </w:pPr>
+            <w:proofErr w:type="spellStart"/>
             <w:r>
               <w:rPr>
                 <w:sz w:val="14"/>
@@ -2596,6 +2607,7 @@
               </w:rPr>
               <w:t>ок</w:t>
             </w:r>
+            <w:proofErr w:type="spellEnd"/>
           </w:p>
         </w:tc>
         <w:tc>
@@ -2837,6 +2849,7 @@
                 <w:lang w:val="ru-RU"/>
               </w:rPr>
             </w:pPr>
+            <w:proofErr w:type="spellStart"/>
             <w:r>
               <w:rPr>
                 <w:sz w:val="14"/>
@@ -2844,6 +2857,7 @@
               </w:rPr>
               <w:t>ок</w:t>
             </w:r>
+            <w:proofErr w:type="spellEnd"/>
           </w:p>
         </w:tc>
         <w:tc>
@@ -2981,6 +2995,7 @@
                 <w:lang w:val="ru-RU"/>
               </w:rPr>
             </w:pPr>
+            <w:proofErr w:type="spellStart"/>
             <w:r>
               <w:rPr>
                 <w:sz w:val="14"/>
@@ -2988,6 +3003,7 @@
               </w:rPr>
               <w:t>ок</w:t>
             </w:r>
+            <w:proofErr w:type="spellEnd"/>
           </w:p>
         </w:tc>
         <w:tc>
@@ -3099,6 +3115,15 @@
                 <w:lang w:val="ru-RU"/>
               </w:rPr>
             </w:pPr>
+            <w:proofErr w:type="spellStart"/>
+            <w:r>
+              <w:rPr>
+                <w:sz w:val="14"/>
+                <w:lang w:val="ru-RU"/>
+              </w:rPr>
+              <w:t>ок</w:t>
+            </w:r>
+            <w:proofErr w:type="spellEnd"/>
           </w:p>
         </w:tc>
         <w:tc>
@@ -3197,6 +3222,15 @@
                 <w:lang w:val="ru-RU"/>
               </w:rPr>
             </w:pPr>
+            <w:proofErr w:type="spellStart"/>
+            <w:r>
+              <w:rPr>
+                <w:sz w:val="14"/>
+                <w:lang w:val="ru-RU"/>
+              </w:rPr>
+              <w:t>ок</w:t>
+            </w:r>
+            <w:proofErr w:type="spellEnd"/>
           </w:p>
         </w:tc>
         <w:tc>
@@ -3295,6 +3329,15 @@
                 <w:lang w:val="ru-RU"/>
               </w:rPr>
             </w:pPr>
+            <w:proofErr w:type="spellStart"/>
+            <w:r>
+              <w:rPr>
+                <w:sz w:val="14"/>
+                <w:lang w:val="ru-RU"/>
+              </w:rPr>
+              <w:t>ок</w:t>
+            </w:r>
+            <w:proofErr w:type="spellEnd"/>
           </w:p>
         </w:tc>
         <w:tc>
@@ -3399,6 +3442,7 @@
                 <w:lang w:val="ru-RU"/>
               </w:rPr>
             </w:pPr>
+            <w:proofErr w:type="spellStart"/>
             <w:r>
               <w:rPr>
                 <w:sz w:val="14"/>
@@ -3406,6 +3450,7 @@
               </w:rPr>
               <w:t>ок</w:t>
             </w:r>
+            <w:proofErr w:type="spellEnd"/>
           </w:p>
         </w:tc>
         <w:tc>
@@ -13450,7 +13495,7 @@
   <w:abstractNum w:abstractNumId="8" w15:restartNumberingAfterBreak="0">
     <w:nsid w:val="FFFFFF89"/>
     <w:multiLevelType w:val="singleLevel"/>
-    <w:tmpl w:val="3F2E257E"/>
+    <w:tmpl w:val="927AC094"/>
     <w:lvl w:ilvl="0">
       <w:start w:val="1"/>
       <w:numFmt w:val="bullet"/>
